--- a/docs/manuales/Guia_Contactos.docx
+++ b/docs/manuales/Guia_Contactos.docx
@@ -80,7 +80,7 @@
           <w:color w:val="56648F"/>
           <w:sz w:val="21"/>
         </w:rPr>
-        <w:t>Versión 1.0   ·   23/07/2026</w:t>
+        <w:t>Versión 1.1   ·   23/07/2026</w:t>
       </w:r>
     </w:p>
     <w:p/>
@@ -132,7 +132,7 @@
     </w:p>
     <w:p>
       <w:r>
-        <w:t>Buscar y seleccionar la empresa a la que pertenece el contacto.</w:t>
+        <w:t>Buscar y seleccionar la empresa a la que pertenece el contacto. Si la empresa no existe todavía, al final de la lista aparece la opción "➕ Crear nueva cuenta": se crea en el momento, sin salir del formulario, y queda seleccionada.</w:t>
       </w:r>
     </w:p>
     <w:p>

--- a/docs/manuales/Guia_Contactos.docx
+++ b/docs/manuales/Guia_Contactos.docx
@@ -80,7 +80,7 @@
           <w:color w:val="56648F"/>
           <w:sz w:val="21"/>
         </w:rPr>
-        <w:t>Versión 1.1   ·   23/07/2026</w:t>
+        <w:t>Versión 2.0   ·   23/07/2026</w:t>
       </w:r>
     </w:p>
     <w:p/>
@@ -96,7 +96,7 @@
     </w:p>
     <w:p>
       <w:r>
-        <w:t>Permite registrar personas (contactos) y vincularlas a una cuenta. Sirve para tener la información de las personas con las que se gestiona cada empresa.</w:t>
+        <w:t>Permite registrar personas (contactos) y vincularlas a una cuenta. La ficha del contacto usa el mismo estilo que Cuentas, con solapas de Información General, Comentarios, Actividades, Inventario y Timeline.</w:t>
       </w:r>
     </w:p>
     <w:p/>
@@ -315,6 +315,39 @@
           <w:color w:val="00285A"/>
           <w:sz w:val="23"/>
         </w:rPr>
+        <w:t>Inversor</w:t>
+      </w:r>
+    </w:p>
+    <w:p>
+      <w:r>
+        <w:rPr>
+          <w:b/>
+          <w:color w:val="1C54F4"/>
+          <w:sz w:val="21"/>
+        </w:rPr>
+        <w:t>Qué ingresar:</w:t>
+      </w:r>
+    </w:p>
+    <w:p>
+      <w:r>
+        <w:t>Indicar si la persona es inversor (Sí/No). Disponible solo para administradores.</w:t>
+      </w:r>
+    </w:p>
+    <w:p>
+      <w:r>
+        <w:rPr>
+          <w:color w:val="C9D6F0"/>
+        </w:rPr>
+        <w:t>──────────────────────────────────────────────</w:t>
+      </w:r>
+    </w:p>
+    <w:p>
+      <w:r>
+        <w:rPr>
+          <w:b/>
+          <w:color w:val="00285A"/>
+          <w:sz w:val="23"/>
+        </w:rPr>
         <w:t>Correo electrónico</w:t>
       </w:r>
     </w:p>
@@ -363,7 +396,7 @@
     </w:p>
     <w:p>
       <w:r>
-        <w:t>Indicar si el correo está Sin comprobar, Funcional o Rebotado. Disponible solo para administradores.</w:t>
+        <w:t>Indica si el correo es Funcional, Rebotado o Sin comprobar. Los ejecutivos comerciales no lo editan: se actualiza mediante importaciones masivas y los administradores pueden ajustarlo.</w:t>
       </w:r>
     </w:p>
     <w:p>
@@ -396,7 +429,7 @@
     </w:p>
     <w:p>
       <w:r>
-        <w:t>Número de celular, sin el 11 y sin espacios (por ejemplo: 1551234567).</w:t>
+        <w:t>Número de celular, sin el 11 y sin espacios (por ejemplo: 1551234567). Por privacidad, el teléfono solo lo ven el creador del contacto, los ejecutivos asignados y los administradores.</w:t>
       </w:r>
     </w:p>
     <w:p>
@@ -495,7 +528,7 @@
     </w:p>
     <w:p>
       <w:r>
-        <w:t>Observaciones o contexto comercial de la persona.</w:t>
+        <w:t>Observaciones sobre el contacto. La ficha tiene además una solapa Comentarios con historial cronológico, donde cualquier usuario puede sumar comentarios.</w:t>
       </w:r>
     </w:p>
     <w:p/>
@@ -538,7 +571,7 @@
         <w:pStyle w:val="ListBullet"/>
       </w:pPr>
       <w:r>
-        <w:t>Puede editarse posteriormente según permisos.</w:t>
+        <w:t>Los ejecutivos comerciales pueden crear contactos, ver todos, registrar actividades y agregar comentarios; la edición y la administración quedan a cargo de los administradores.</w:t>
       </w:r>
     </w:p>
     <w:sectPr>

--- a/docs/manuales/Guia_Contactos.docx
+++ b/docs/manuales/Guia_Contactos.docx
@@ -80,7 +80,7 @@
           <w:color w:val="56648F"/>
           <w:sz w:val="21"/>
         </w:rPr>
-        <w:t>Versión 2.0   ·   23/07/2026</w:t>
+        <w:t>Versión 2.1   ·   23/07/2026</w:t>
       </w:r>
     </w:p>
     <w:p/>
@@ -216,7 +216,7 @@
           <w:color w:val="00285A"/>
           <w:sz w:val="23"/>
         </w:rPr>
-        <w:t>Cargo segmentado</w:t>
+        <w:t>Cargo</w:t>
       </w:r>
     </w:p>
     <w:p>
@@ -330,7 +330,40 @@
     </w:p>
     <w:p>
       <w:r>
-        <w:t>Indicar si la persona es inversor (Sí/No). Disponible solo para administradores.</w:t>
+        <w:t>Indicar si la persona es inversor (Sí/No). Aparece debajo de Puesto.</w:t>
+      </w:r>
+    </w:p>
+    <w:p>
+      <w:r>
+        <w:rPr>
+          <w:color w:val="C9D6F0"/>
+        </w:rPr>
+        <w:t>──────────────────────────────────────────────</w:t>
+      </w:r>
+    </w:p>
+    <w:p>
+      <w:r>
+        <w:rPr>
+          <w:b/>
+          <w:color w:val="00285A"/>
+          <w:sz w:val="23"/>
+        </w:rPr>
+        <w:t>Unidad de negocio de interés</w:t>
+      </w:r>
+    </w:p>
+    <w:p>
+      <w:r>
+        <w:rPr>
+          <w:b/>
+          <w:color w:val="1C54F4"/>
+          <w:sz w:val="21"/>
+        </w:rPr>
+        <w:t>Qué ingresar:</w:t>
+      </w:r>
+    </w:p>
+    <w:p>
+      <w:r>
+        <w:t>Solo si Inversor = Sí: seleccionar las unidades que le interesan (Oficinas, Retail, Industria &amp; Logística).</w:t>
       </w:r>
     </w:p>
     <w:p>

--- a/docs/manuales/Guia_Contactos.docx
+++ b/docs/manuales/Guia_Contactos.docx
@@ -80,7 +80,7 @@
           <w:color w:val="56648F"/>
           <w:sz w:val="21"/>
         </w:rPr>
-        <w:t>Versión 2.1   ·   23/07/2026</w:t>
+        <w:t>Versión 2.2   ·   23/07/2026</w:t>
       </w:r>
     </w:p>
     <w:p/>
@@ -315,7 +315,7 @@
           <w:color w:val="00285A"/>
           <w:sz w:val="23"/>
         </w:rPr>
-        <w:t>Inversor</w:t>
+        <w:t>¿Es inversor?</w:t>
       </w:r>
     </w:p>
     <w:p>
@@ -330,7 +330,7 @@
     </w:p>
     <w:p>
       <w:r>
-        <w:t>Indicar si la persona es inversor (Sí/No). Aparece debajo de Puesto.</w:t>
+        <w:t>En la tarjeta 'Perfil Comercial': indicar Sí o No. Es obligatorio elegir una opción (no viene seleccionada por defecto).</w:t>
       </w:r>
     </w:p>
     <w:p>
@@ -363,7 +363,7 @@
     </w:p>
     <w:p>
       <w:r>
-        <w:t>Solo si Inversor = Sí: seleccionar las unidades que le interesan (Oficinas, Retail, Industria &amp; Logística).</w:t>
+        <w:t>Aparece solo si '¿Es inversor?' = Sí: seleccionar las unidades que le interesan (Oficinas, Retail, Industria &amp; Logística).</w:t>
       </w:r>
     </w:p>
     <w:p>
